--- a/Docs/FeaturesList.docx
+++ b/Docs/FeaturesList.docx
@@ -129,7 +129,13 @@
         </w:numPr>
       </w:pPr>
       <w:r>
-        <w:t>Jouer contre l’IA, pas de gestion de niveaux</w:t>
+        <w:t>Jouer contre l’IA multi niveaux, 6</w:t>
+      </w:r>
+      <w:r>
+        <w:t xml:space="preserve"> presets (</w:t>
+      </w:r>
+      <w:r>
+        <w:t>Gérer avec temps par coups, et profondeur)</w:t>
       </w:r>
     </w:p>
     <w:p>
@@ -178,6 +184,18 @@
       </w:r>
     </w:p>
     <w:p>
+      <w:pPr>
+        <w:pStyle w:val="Paragraphedeliste"/>
+        <w:numPr>
+          <w:ilvl w:val="1"/>
+          <w:numId w:val="34"/>
+        </w:numPr>
+      </w:pPr>
+      <w:r>
+        <w:t>Page settings avec 6 thèmes + mode sombre</w:t>
+      </w:r>
+    </w:p>
+    <w:p>
       <w:r>
         <w:t>Prochaines :</w:t>
       </w:r>
@@ -191,16 +209,7 @@
         </w:numPr>
       </w:pPr>
       <w:r>
-        <w:t xml:space="preserve">Jouer contre l’IA multi niveaux, </w:t>
-      </w:r>
-      <w:r>
-        <w:t>10 presets (Débutant → Maître</w:t>
-      </w:r>
-      <w:r>
-        <w:t>, gérer avec temps par coups, et profondeur</w:t>
-      </w:r>
-      <w:r>
-        <w:t>)</w:t>
+        <w:t>Liste des moves centrée + boutons previous et next</w:t>
       </w:r>
     </w:p>
     <w:p>
@@ -212,7 +221,19 @@
         </w:numPr>
       </w:pPr>
       <w:r>
-        <w:t>Plusieurs thèmes, 3 - 5, mode sombre</w:t>
+        <w:t>Jouer avec les noirs</w:t>
+      </w:r>
+    </w:p>
+    <w:p>
+      <w:pPr>
+        <w:pStyle w:val="Paragraphedeliste"/>
+        <w:numPr>
+          <w:ilvl w:val="1"/>
+          <w:numId w:val="34"/>
+        </w:numPr>
+      </w:pPr>
+      <w:r>
+        <w:t>Mettre plus de timecontrols dans la pendule</w:t>
       </w:r>
     </w:p>
     <w:p>
@@ -5572,6 +5593,7 @@
   <w:style w:type="character" w:default="1" w:styleId="Policepardfaut">
     <w:name w:val="Default Paragraph Font"/>
     <w:uiPriority w:val="1"/>
+    <w:semiHidden/>
     <w:unhideWhenUsed/>
   </w:style>
   <w:style w:type="table" w:default="1" w:styleId="TableauNormal">
